--- a/DSR Reports - Examples/Wireshark/WiresharkReport.docx
+++ b/DSR Reports - Examples/Wireshark/WiresharkReport.docx
@@ -6,12 +6,12 @@
       <w:pPr>
         <w:pStyle w:val="Title"/>
         <w:rPr>
-          <w:rFonts w:ascii="Calibri" w:hAnsi="Calibri" w:cs="Calibri"/>
-        </w:rPr>
-      </w:pPr>
-      <w:r>
-        <w:rPr>
-          <w:rFonts w:ascii="Calibri" w:hAnsi="Calibri" w:cs="Calibri"/>
+          <w:rFonts w:ascii="Times New Roman" w:hAnsi="Times New Roman" w:cs="Times New Roman"/>
+        </w:rPr>
+      </w:pPr>
+      <w:r>
+        <w:rPr>
+          <w:rFonts w:ascii="Times New Roman" w:hAnsi="Times New Roman" w:cs="Times New Roman"/>
         </w:rPr>
         <w:t>BDSH Wireshark Report – Evidence01.PCAP</w:t>
       </w:r>
@@ -19,19 +19,19 @@
     <w:p>
       <w:pPr>
         <w:rPr>
-          <w:rFonts w:ascii="Calibri" w:hAnsi="Calibri" w:cs="Calibri"/>
-        </w:rPr>
-      </w:pPr>
-    </w:p>
-    <w:p>
-      <w:pPr>
-        <w:rPr>
-          <w:rFonts w:ascii="Calibri" w:hAnsi="Calibri" w:cs="Calibri"/>
-        </w:rPr>
-      </w:pPr>
-      <w:r>
-        <w:rPr>
-          <w:rFonts w:ascii="Calibri" w:hAnsi="Calibri" w:cs="Calibri"/>
+          <w:rFonts w:ascii="Times New Roman" w:hAnsi="Times New Roman" w:cs="Times New Roman"/>
+        </w:rPr>
+      </w:pPr>
+    </w:p>
+    <w:p>
+      <w:pPr>
+        <w:rPr>
+          <w:rFonts w:ascii="Times New Roman" w:hAnsi="Times New Roman" w:cs="Times New Roman"/>
+        </w:rPr>
+      </w:pPr>
+      <w:r>
+        <w:rPr>
+          <w:rFonts w:ascii="Times New Roman" w:hAnsi="Times New Roman" w:cs="Times New Roman"/>
         </w:rPr>
         <w:t>This is an example report for a PCAP analysis from a team member of BDSH and does not include any AI analysis.</w:t>
       </w:r>
@@ -39,8 +39,13 @@
     <w:sdt>
       <w:sdtPr>
         <w:rPr>
-          <w:rFonts w:ascii="Calibri" w:hAnsi="Calibri" w:cs="Calibri"/>
-          <w:lang w:val="en-GB"/>
+          <w:rFonts w:ascii="Times New Roman" w:eastAsiaTheme="minorHAnsi" w:hAnsi="Times New Roman" w:cs="Times New Roman"/>
+          <w:color w:val="auto"/>
+          <w:kern w:val="2"/>
+          <w:sz w:val="24"/>
+          <w:szCs w:val="24"/>
+          <w:lang w:val="en-GB" w:eastAsia="en-US"/>
+          <w14:ligatures w14:val="standardContextual"/>
         </w:rPr>
         <w:id w:val="-1448918252"/>
         <w:docPartObj>
@@ -50,15 +55,8 @@
       </w:sdtPr>
       <w:sdtEndPr>
         <w:rPr>
-          <w:rFonts w:eastAsiaTheme="minorHAnsi"/>
           <w:b/>
           <w:bCs/>
-          <w:color w:val="auto"/>
-          <w:kern w:val="2"/>
-          <w:sz w:val="24"/>
-          <w:szCs w:val="24"/>
-          <w:lang w:eastAsia="en-US"/>
-          <w14:ligatures w14:val="standardContextual"/>
         </w:rPr>
       </w:sdtEndPr>
       <w:sdtContent>
@@ -66,12 +64,12 @@
           <w:pPr>
             <w:pStyle w:val="TOCHeading"/>
             <w:rPr>
-              <w:rFonts w:ascii="Calibri" w:hAnsi="Calibri" w:cs="Calibri"/>
+              <w:rFonts w:ascii="Times New Roman" w:hAnsi="Times New Roman" w:cs="Times New Roman"/>
             </w:rPr>
           </w:pPr>
           <w:r>
             <w:rPr>
-              <w:rFonts w:ascii="Calibri" w:hAnsi="Calibri" w:cs="Calibri"/>
+              <w:rFonts w:ascii="Times New Roman" w:hAnsi="Times New Roman" w:cs="Times New Roman"/>
               <w:lang w:val="en-GB"/>
             </w:rPr>
             <w:t>Contents</w:t>
@@ -84,26 +82,26 @@
               <w:tab w:val="right" w:leader="dot" w:pos="10456"/>
             </w:tabs>
             <w:rPr>
-              <w:rFonts w:eastAsiaTheme="minorEastAsia"/>
+              <w:rFonts w:ascii="Times New Roman" w:eastAsiaTheme="minorEastAsia" w:hAnsi="Times New Roman" w:cs="Times New Roman"/>
               <w:noProof/>
               <w:lang w:eastAsia="en-NZ"/>
             </w:rPr>
           </w:pPr>
           <w:r>
             <w:rPr>
-              <w:rFonts w:ascii="Calibri" w:hAnsi="Calibri" w:cs="Calibri"/>
+              <w:rFonts w:ascii="Times New Roman" w:hAnsi="Times New Roman" w:cs="Times New Roman"/>
             </w:rPr>
             <w:fldChar w:fldCharType="begin"/>
           </w:r>
           <w:r>
             <w:rPr>
-              <w:rFonts w:ascii="Calibri" w:hAnsi="Calibri" w:cs="Calibri"/>
+              <w:rFonts w:ascii="Times New Roman" w:hAnsi="Times New Roman" w:cs="Times New Roman"/>
             </w:rPr>
             <w:instrText xml:space="preserve"> TOC \o "1-3" \h \z \u </w:instrText>
           </w:r>
           <w:r>
             <w:rPr>
-              <w:rFonts w:ascii="Calibri" w:hAnsi="Calibri" w:cs="Calibri"/>
+              <w:rFonts w:ascii="Times New Roman" w:hAnsi="Times New Roman" w:cs="Times New Roman"/>
             </w:rPr>
             <w:fldChar w:fldCharType="separate"/>
           </w:r>
@@ -111,13 +109,14 @@
             <w:r>
               <w:rPr>
                 <w:rStyle w:val="Hyperlink"/>
-                <w:rFonts w:ascii="Calibri" w:hAnsi="Calibri" w:cs="Calibri"/>
+                <w:rFonts w:ascii="Times New Roman" w:hAnsi="Times New Roman" w:cs="Times New Roman"/>
                 <w:noProof/>
               </w:rPr>
               <w:t>Summary of investigation</w:t>
             </w:r>
             <w:r>
               <w:rPr>
+                <w:rFonts w:ascii="Times New Roman" w:hAnsi="Times New Roman" w:cs="Times New Roman"/>
                 <w:noProof/>
                 <w:webHidden/>
               </w:rPr>
@@ -125,6 +124,7 @@
             </w:r>
             <w:r>
               <w:rPr>
+                <w:rFonts w:ascii="Times New Roman" w:hAnsi="Times New Roman" w:cs="Times New Roman"/>
                 <w:noProof/>
                 <w:webHidden/>
               </w:rPr>
@@ -132,6 +132,7 @@
             </w:r>
             <w:r>
               <w:rPr>
+                <w:rFonts w:ascii="Times New Roman" w:hAnsi="Times New Roman" w:cs="Times New Roman"/>
                 <w:noProof/>
                 <w:webHidden/>
               </w:rPr>
@@ -139,12 +140,14 @@
             </w:r>
             <w:r>
               <w:rPr>
-                <w:noProof/>
-                <w:webHidden/>
-              </w:rPr>
-            </w:r>
-            <w:r>
-              <w:rPr>
+                <w:rFonts w:ascii="Times New Roman" w:hAnsi="Times New Roman" w:cs="Times New Roman"/>
+                <w:noProof/>
+                <w:webHidden/>
+              </w:rPr>
+            </w:r>
+            <w:r>
+              <w:rPr>
+                <w:rFonts w:ascii="Times New Roman" w:hAnsi="Times New Roman" w:cs="Times New Roman"/>
                 <w:noProof/>
                 <w:webHidden/>
               </w:rPr>
@@ -152,6 +155,7 @@
             </w:r>
             <w:r>
               <w:rPr>
+                <w:rFonts w:ascii="Times New Roman" w:hAnsi="Times New Roman" w:cs="Times New Roman"/>
                 <w:noProof/>
                 <w:webHidden/>
               </w:rPr>
@@ -159,6 +163,7 @@
             </w:r>
             <w:r>
               <w:rPr>
+                <w:rFonts w:ascii="Times New Roman" w:hAnsi="Times New Roman" w:cs="Times New Roman"/>
                 <w:noProof/>
                 <w:webHidden/>
               </w:rPr>
@@ -173,7 +178,7 @@
               <w:tab w:val="right" w:leader="dot" w:pos="10456"/>
             </w:tabs>
             <w:rPr>
-              <w:rFonts w:eastAsiaTheme="minorEastAsia"/>
+              <w:rFonts w:ascii="Times New Roman" w:eastAsiaTheme="minorEastAsia" w:hAnsi="Times New Roman" w:cs="Times New Roman"/>
               <w:noProof/>
               <w:lang w:eastAsia="en-NZ"/>
             </w:rPr>
@@ -182,13 +187,14 @@
             <w:r>
               <w:rPr>
                 <w:rStyle w:val="Hyperlink"/>
-                <w:rFonts w:ascii="Calibri" w:hAnsi="Calibri" w:cs="Calibri"/>
+                <w:rFonts w:ascii="Times New Roman" w:hAnsi="Times New Roman" w:cs="Times New Roman"/>
                 <w:noProof/>
               </w:rPr>
               <w:t>IP addresses and MAC</w:t>
             </w:r>
             <w:r>
               <w:rPr>
+                <w:rFonts w:ascii="Times New Roman" w:hAnsi="Times New Roman" w:cs="Times New Roman"/>
                 <w:noProof/>
                 <w:webHidden/>
               </w:rPr>
@@ -196,6 +202,7 @@
             </w:r>
             <w:r>
               <w:rPr>
+                <w:rFonts w:ascii="Times New Roman" w:hAnsi="Times New Roman" w:cs="Times New Roman"/>
                 <w:noProof/>
                 <w:webHidden/>
               </w:rPr>
@@ -203,6 +210,7 @@
             </w:r>
             <w:r>
               <w:rPr>
+                <w:rFonts w:ascii="Times New Roman" w:hAnsi="Times New Roman" w:cs="Times New Roman"/>
                 <w:noProof/>
                 <w:webHidden/>
               </w:rPr>
@@ -210,12 +218,14 @@
             </w:r>
             <w:r>
               <w:rPr>
-                <w:noProof/>
-                <w:webHidden/>
-              </w:rPr>
-            </w:r>
-            <w:r>
-              <w:rPr>
+                <w:rFonts w:ascii="Times New Roman" w:hAnsi="Times New Roman" w:cs="Times New Roman"/>
+                <w:noProof/>
+                <w:webHidden/>
+              </w:rPr>
+            </w:r>
+            <w:r>
+              <w:rPr>
+                <w:rFonts w:ascii="Times New Roman" w:hAnsi="Times New Roman" w:cs="Times New Roman"/>
                 <w:noProof/>
                 <w:webHidden/>
               </w:rPr>
@@ -223,6 +233,7 @@
             </w:r>
             <w:r>
               <w:rPr>
+                <w:rFonts w:ascii="Times New Roman" w:hAnsi="Times New Roman" w:cs="Times New Roman"/>
                 <w:noProof/>
                 <w:webHidden/>
               </w:rPr>
@@ -230,6 +241,7 @@
             </w:r>
             <w:r>
               <w:rPr>
+                <w:rFonts w:ascii="Times New Roman" w:hAnsi="Times New Roman" w:cs="Times New Roman"/>
                 <w:noProof/>
                 <w:webHidden/>
               </w:rPr>
@@ -244,7 +256,7 @@
               <w:tab w:val="right" w:leader="dot" w:pos="10456"/>
             </w:tabs>
             <w:rPr>
-              <w:rFonts w:eastAsiaTheme="minorEastAsia"/>
+              <w:rFonts w:ascii="Times New Roman" w:eastAsiaTheme="minorEastAsia" w:hAnsi="Times New Roman" w:cs="Times New Roman"/>
               <w:noProof/>
               <w:lang w:eastAsia="en-NZ"/>
             </w:rPr>
@@ -253,13 +265,14 @@
             <w:r>
               <w:rPr>
                 <w:rStyle w:val="Hyperlink"/>
-                <w:rFonts w:ascii="Calibri" w:hAnsi="Calibri" w:cs="Calibri"/>
+                <w:rFonts w:ascii="Times New Roman" w:hAnsi="Times New Roman" w:cs="Times New Roman"/>
                 <w:noProof/>
               </w:rPr>
               <w:t>Forensic Process</w:t>
             </w:r>
             <w:r>
               <w:rPr>
+                <w:rFonts w:ascii="Times New Roman" w:hAnsi="Times New Roman" w:cs="Times New Roman"/>
                 <w:noProof/>
                 <w:webHidden/>
               </w:rPr>
@@ -267,6 +280,7 @@
             </w:r>
             <w:r>
               <w:rPr>
+                <w:rFonts w:ascii="Times New Roman" w:hAnsi="Times New Roman" w:cs="Times New Roman"/>
                 <w:noProof/>
                 <w:webHidden/>
               </w:rPr>
@@ -274,6 +288,7 @@
             </w:r>
             <w:r>
               <w:rPr>
+                <w:rFonts w:ascii="Times New Roman" w:hAnsi="Times New Roman" w:cs="Times New Roman"/>
                 <w:noProof/>
                 <w:webHidden/>
               </w:rPr>
@@ -281,12 +296,14 @@
             </w:r>
             <w:r>
               <w:rPr>
-                <w:noProof/>
-                <w:webHidden/>
-              </w:rPr>
-            </w:r>
-            <w:r>
-              <w:rPr>
+                <w:rFonts w:ascii="Times New Roman" w:hAnsi="Times New Roman" w:cs="Times New Roman"/>
+                <w:noProof/>
+                <w:webHidden/>
+              </w:rPr>
+            </w:r>
+            <w:r>
+              <w:rPr>
+                <w:rFonts w:ascii="Times New Roman" w:hAnsi="Times New Roman" w:cs="Times New Roman"/>
                 <w:noProof/>
                 <w:webHidden/>
               </w:rPr>
@@ -294,6 +311,7 @@
             </w:r>
             <w:r>
               <w:rPr>
+                <w:rFonts w:ascii="Times New Roman" w:hAnsi="Times New Roman" w:cs="Times New Roman"/>
                 <w:noProof/>
                 <w:webHidden/>
               </w:rPr>
@@ -301,6 +319,7 @@
             </w:r>
             <w:r>
               <w:rPr>
+                <w:rFonts w:ascii="Times New Roman" w:hAnsi="Times New Roman" w:cs="Times New Roman"/>
                 <w:noProof/>
                 <w:webHidden/>
               </w:rPr>
@@ -315,7 +334,7 @@
               <w:tab w:val="right" w:leader="dot" w:pos="10456"/>
             </w:tabs>
             <w:rPr>
-              <w:rFonts w:eastAsiaTheme="minorEastAsia"/>
+              <w:rFonts w:ascii="Times New Roman" w:eastAsiaTheme="minorEastAsia" w:hAnsi="Times New Roman" w:cs="Times New Roman"/>
               <w:noProof/>
               <w:lang w:eastAsia="en-NZ"/>
             </w:rPr>
@@ -324,13 +343,14 @@
             <w:r>
               <w:rPr>
                 <w:rStyle w:val="Hyperlink"/>
-                <w:rFonts w:ascii="Calibri" w:hAnsi="Calibri" w:cs="Calibri"/>
+                <w:rFonts w:ascii="Times New Roman" w:hAnsi="Times New Roman" w:cs="Times New Roman"/>
                 <w:noProof/>
               </w:rPr>
               <w:t>Figure #1 - Conversation</w:t>
             </w:r>
             <w:r>
               <w:rPr>
+                <w:rFonts w:ascii="Times New Roman" w:hAnsi="Times New Roman" w:cs="Times New Roman"/>
                 <w:noProof/>
                 <w:webHidden/>
               </w:rPr>
@@ -338,6 +358,7 @@
             </w:r>
             <w:r>
               <w:rPr>
+                <w:rFonts w:ascii="Times New Roman" w:hAnsi="Times New Roman" w:cs="Times New Roman"/>
                 <w:noProof/>
                 <w:webHidden/>
               </w:rPr>
@@ -345,6 +366,7 @@
             </w:r>
             <w:r>
               <w:rPr>
+                <w:rFonts w:ascii="Times New Roman" w:hAnsi="Times New Roman" w:cs="Times New Roman"/>
                 <w:noProof/>
                 <w:webHidden/>
               </w:rPr>
@@ -352,12 +374,14 @@
             </w:r>
             <w:r>
               <w:rPr>
-                <w:noProof/>
-                <w:webHidden/>
-              </w:rPr>
-            </w:r>
-            <w:r>
-              <w:rPr>
+                <w:rFonts w:ascii="Times New Roman" w:hAnsi="Times New Roman" w:cs="Times New Roman"/>
+                <w:noProof/>
+                <w:webHidden/>
+              </w:rPr>
+            </w:r>
+            <w:r>
+              <w:rPr>
+                <w:rFonts w:ascii="Times New Roman" w:hAnsi="Times New Roman" w:cs="Times New Roman"/>
                 <w:noProof/>
                 <w:webHidden/>
               </w:rPr>
@@ -365,6 +389,7 @@
             </w:r>
             <w:r>
               <w:rPr>
+                <w:rFonts w:ascii="Times New Roman" w:hAnsi="Times New Roman" w:cs="Times New Roman"/>
                 <w:noProof/>
                 <w:webHidden/>
               </w:rPr>
@@ -372,6 +397,7 @@
             </w:r>
             <w:r>
               <w:rPr>
+                <w:rFonts w:ascii="Times New Roman" w:hAnsi="Times New Roman" w:cs="Times New Roman"/>
                 <w:noProof/>
                 <w:webHidden/>
               </w:rPr>
@@ -386,7 +412,7 @@
               <w:tab w:val="right" w:leader="dot" w:pos="10456"/>
             </w:tabs>
             <w:rPr>
-              <w:rFonts w:eastAsiaTheme="minorEastAsia"/>
+              <w:rFonts w:ascii="Times New Roman" w:eastAsiaTheme="minorEastAsia" w:hAnsi="Times New Roman" w:cs="Times New Roman"/>
               <w:noProof/>
               <w:lang w:eastAsia="en-NZ"/>
             </w:rPr>
@@ -395,13 +421,14 @@
             <w:r>
               <w:rPr>
                 <w:rStyle w:val="Hyperlink"/>
-                <w:rFonts w:ascii="Calibri" w:hAnsi="Calibri" w:cs="Calibri"/>
+                <w:rFonts w:ascii="Times New Roman" w:hAnsi="Times New Roman" w:cs="Times New Roman"/>
                 <w:noProof/>
               </w:rPr>
               <w:t>Figure #2 - Meetup Location</w:t>
             </w:r>
             <w:r>
               <w:rPr>
+                <w:rFonts w:ascii="Times New Roman" w:hAnsi="Times New Roman" w:cs="Times New Roman"/>
                 <w:noProof/>
                 <w:webHidden/>
               </w:rPr>
@@ -409,6 +436,7 @@
             </w:r>
             <w:r>
               <w:rPr>
+                <w:rFonts w:ascii="Times New Roman" w:hAnsi="Times New Roman" w:cs="Times New Roman"/>
                 <w:noProof/>
                 <w:webHidden/>
               </w:rPr>
@@ -416,6 +444,7 @@
             </w:r>
             <w:r>
               <w:rPr>
+                <w:rFonts w:ascii="Times New Roman" w:hAnsi="Times New Roman" w:cs="Times New Roman"/>
                 <w:noProof/>
                 <w:webHidden/>
               </w:rPr>
@@ -423,12 +452,14 @@
             </w:r>
             <w:r>
               <w:rPr>
-                <w:noProof/>
-                <w:webHidden/>
-              </w:rPr>
-            </w:r>
-            <w:r>
-              <w:rPr>
+                <w:rFonts w:ascii="Times New Roman" w:hAnsi="Times New Roman" w:cs="Times New Roman"/>
+                <w:noProof/>
+                <w:webHidden/>
+              </w:rPr>
+            </w:r>
+            <w:r>
+              <w:rPr>
+                <w:rFonts w:ascii="Times New Roman" w:hAnsi="Times New Roman" w:cs="Times New Roman"/>
                 <w:noProof/>
                 <w:webHidden/>
               </w:rPr>
@@ -436,6 +467,7 @@
             </w:r>
             <w:r>
               <w:rPr>
+                <w:rFonts w:ascii="Times New Roman" w:hAnsi="Times New Roman" w:cs="Times New Roman"/>
                 <w:noProof/>
                 <w:webHidden/>
               </w:rPr>
@@ -443,6 +475,7 @@
             </w:r>
             <w:r>
               <w:rPr>
+                <w:rFonts w:ascii="Times New Roman" w:hAnsi="Times New Roman" w:cs="Times New Roman"/>
                 <w:noProof/>
                 <w:webHidden/>
               </w:rPr>
@@ -457,7 +490,7 @@
               <w:tab w:val="right" w:leader="dot" w:pos="10456"/>
             </w:tabs>
             <w:rPr>
-              <w:rFonts w:eastAsiaTheme="minorEastAsia"/>
+              <w:rFonts w:ascii="Times New Roman" w:eastAsiaTheme="minorEastAsia" w:hAnsi="Times New Roman" w:cs="Times New Roman"/>
               <w:noProof/>
               <w:lang w:eastAsia="en-NZ"/>
             </w:rPr>
@@ -466,13 +499,14 @@
             <w:r>
               <w:rPr>
                 <w:rStyle w:val="Hyperlink"/>
-                <w:rFonts w:ascii="Calibri" w:hAnsi="Calibri" w:cs="Calibri"/>
+                <w:rFonts w:ascii="Times New Roman" w:hAnsi="Times New Roman" w:cs="Times New Roman"/>
                 <w:noProof/>
               </w:rPr>
               <w:t>Figure #3 - Packet information.</w:t>
             </w:r>
             <w:r>
               <w:rPr>
+                <w:rFonts w:ascii="Times New Roman" w:hAnsi="Times New Roman" w:cs="Times New Roman"/>
                 <w:noProof/>
                 <w:webHidden/>
               </w:rPr>
@@ -480,6 +514,7 @@
             </w:r>
             <w:r>
               <w:rPr>
+                <w:rFonts w:ascii="Times New Roman" w:hAnsi="Times New Roman" w:cs="Times New Roman"/>
                 <w:noProof/>
                 <w:webHidden/>
               </w:rPr>
@@ -487,6 +522,7 @@
             </w:r>
             <w:r>
               <w:rPr>
+                <w:rFonts w:ascii="Times New Roman" w:hAnsi="Times New Roman" w:cs="Times New Roman"/>
                 <w:noProof/>
                 <w:webHidden/>
               </w:rPr>
@@ -494,12 +530,14 @@
             </w:r>
             <w:r>
               <w:rPr>
-                <w:noProof/>
-                <w:webHidden/>
-              </w:rPr>
-            </w:r>
-            <w:r>
-              <w:rPr>
+                <w:rFonts w:ascii="Times New Roman" w:hAnsi="Times New Roman" w:cs="Times New Roman"/>
+                <w:noProof/>
+                <w:webHidden/>
+              </w:rPr>
+            </w:r>
+            <w:r>
+              <w:rPr>
+                <w:rFonts w:ascii="Times New Roman" w:hAnsi="Times New Roman" w:cs="Times New Roman"/>
                 <w:noProof/>
                 <w:webHidden/>
               </w:rPr>
@@ -507,6 +545,7 @@
             </w:r>
             <w:r>
               <w:rPr>
+                <w:rFonts w:ascii="Times New Roman" w:hAnsi="Times New Roman" w:cs="Times New Roman"/>
                 <w:noProof/>
                 <w:webHidden/>
               </w:rPr>
@@ -514,6 +553,7 @@
             </w:r>
             <w:r>
               <w:rPr>
+                <w:rFonts w:ascii="Times New Roman" w:hAnsi="Times New Roman" w:cs="Times New Roman"/>
                 <w:noProof/>
                 <w:webHidden/>
               </w:rPr>
@@ -524,12 +564,12 @@
         <w:p>
           <w:pPr>
             <w:rPr>
-              <w:rFonts w:ascii="Calibri" w:hAnsi="Calibri" w:cs="Calibri"/>
+              <w:rFonts w:ascii="Times New Roman" w:hAnsi="Times New Roman" w:cs="Times New Roman"/>
             </w:rPr>
           </w:pPr>
           <w:r>
             <w:rPr>
-              <w:rFonts w:ascii="Calibri" w:hAnsi="Calibri" w:cs="Calibri"/>
+              <w:rFonts w:ascii="Times New Roman" w:hAnsi="Times New Roman" w:cs="Times New Roman"/>
               <w:b/>
               <w:bCs/>
               <w:lang w:val="en-GB"/>
@@ -543,13 +583,13 @@
       <w:pPr>
         <w:pStyle w:val="Heading1"/>
         <w:rPr>
-          <w:rFonts w:ascii="Calibri" w:hAnsi="Calibri" w:cs="Calibri"/>
+          <w:rFonts w:ascii="Times New Roman" w:hAnsi="Times New Roman" w:cs="Times New Roman"/>
         </w:rPr>
       </w:pPr>
       <w:bookmarkStart w:id="0" w:name="_Toc239595486"/>
       <w:r>
         <w:rPr>
-          <w:rFonts w:ascii="Calibri" w:hAnsi="Calibri" w:cs="Calibri"/>
+          <w:rFonts w:ascii="Times New Roman" w:hAnsi="Times New Roman" w:cs="Times New Roman"/>
         </w:rPr>
         <w:t>Summary of investigation</w:t>
       </w:r>
@@ -559,51 +599,39 @@
       <w:pPr>
         <w:jc w:val="both"/>
         <w:rPr>
-          <w:rFonts w:ascii="Calibri" w:hAnsi="Calibri" w:cs="Calibri"/>
-        </w:rPr>
-      </w:pPr>
-      <w:r>
-        <w:rPr>
-          <w:rFonts w:ascii="Calibri" w:hAnsi="Calibri" w:cs="Calibri"/>
+          <w:rFonts w:ascii="Times New Roman" w:hAnsi="Times New Roman" w:cs="Times New Roman"/>
+        </w:rPr>
+      </w:pPr>
+      <w:r>
+        <w:rPr>
+          <w:rFonts w:ascii="Times New Roman" w:hAnsi="Times New Roman" w:cs="Times New Roman"/>
         </w:rPr>
         <w:t xml:space="preserve">The evidence01.pcap file contains </w:t>
       </w:r>
       <w:r>
         <w:rPr>
-          <w:rFonts w:ascii="Calibri" w:hAnsi="Calibri" w:cs="Calibri"/>
+          <w:rFonts w:ascii="Times New Roman" w:hAnsi="Times New Roman" w:cs="Times New Roman"/>
         </w:rPr>
         <w:t>an</w:t>
       </w:r>
       <w:r>
         <w:rPr>
-          <w:rFonts w:ascii="Calibri" w:hAnsi="Calibri" w:cs="Calibri"/>
-        </w:rPr>
-        <w:t xml:space="preserve"> email conversation between two individuals in a conversation that seeks to plan a meeting between the two. It involves a person referred to as Ann Dercover messaging from a device name Ann laptop (</w:t>
-      </w:r>
-      <w:r>
-        <w:rPr>
-          <w:rFonts w:ascii="Calibri" w:hAnsi="Calibri" w:cs="Calibri"/>
-        </w:rPr>
-        <w:t>&lt;000901ca49ae$89d698c0$9f01a8c0@annlaptop&gt;</w:t>
-      </w:r>
-      <w:r>
-        <w:rPr>
-          <w:rFonts w:ascii="Calibri" w:hAnsi="Calibri" w:cs="Calibri"/>
-        </w:rPr>
-        <w:t>) under the email &lt;</w:t>
+          <w:rFonts w:ascii="Times New Roman" w:hAnsi="Times New Roman" w:cs="Times New Roman"/>
+        </w:rPr>
+        <w:t xml:space="preserve"> email conversation between two individuals in a conversation that seeks to plan a meeting between the two. It involves a person referred to as Ann Dercover messaging from a device name Ann laptop (&lt;000901ca49ae$89d698c0$9f01a8c0@annlaptop&gt;) under the email &lt;</w:t>
       </w:r>
       <w:hyperlink r:id="rId7" w:history="1">
         <w:r>
           <w:rPr>
             <w:rStyle w:val="Hyperlink"/>
-            <w:rFonts w:ascii="Calibri" w:hAnsi="Calibri" w:cs="Calibri"/>
+            <w:rFonts w:ascii="Times New Roman" w:hAnsi="Times New Roman" w:cs="Times New Roman"/>
           </w:rPr>
           <w:t>sneakyg33k@aol.com</w:t>
         </w:r>
       </w:hyperlink>
       <w:r>
         <w:rPr>
-          <w:rFonts w:ascii="Calibri" w:hAnsi="Calibri" w:cs="Calibri"/>
+          <w:rFonts w:ascii="Times New Roman" w:hAnsi="Times New Roman" w:cs="Times New Roman"/>
         </w:rPr>
         <w:t xml:space="preserve">&gt; from the Ip address 192.168.1.159, and another individual only referred to as “sweetheart” with the email </w:t>
       </w:r>
@@ -611,20 +639,20 @@
         <w:r>
           <w:rPr>
             <w:rStyle w:val="Hyperlink"/>
-            <w:rFonts w:ascii="Calibri" w:hAnsi="Calibri" w:cs="Calibri"/>
+            <w:rFonts w:ascii="Times New Roman" w:hAnsi="Times New Roman" w:cs="Times New Roman"/>
           </w:rPr>
           <w:t>mistersecretx@aol.com</w:t>
         </w:r>
       </w:hyperlink>
       <w:r>
         <w:rPr>
-          <w:rFonts w:ascii="Calibri" w:hAnsi="Calibri" w:cs="Calibri"/>
+          <w:rFonts w:ascii="Times New Roman" w:hAnsi="Times New Roman" w:cs="Times New Roman"/>
         </w:rPr>
         <w:t>. These two individuals have organised to meet up at Playa Del Carmen, which is a costal resort town on the east side of Mexico</w:t>
       </w:r>
       <w:r>
         <w:rPr>
-          <w:rFonts w:ascii="Calibri" w:hAnsi="Calibri" w:cs="Calibri"/>
+          <w:rFonts w:ascii="Times New Roman" w:hAnsi="Times New Roman" w:cs="Times New Roman"/>
         </w:rPr>
         <w:t>.</w:t>
       </w:r>
@@ -633,19 +661,19 @@
       <w:pPr>
         <w:pStyle w:val="Heading1"/>
         <w:rPr>
-          <w:rFonts w:ascii="Calibri" w:hAnsi="Calibri" w:cs="Calibri"/>
+          <w:rFonts w:ascii="Times New Roman" w:hAnsi="Times New Roman" w:cs="Times New Roman"/>
         </w:rPr>
       </w:pPr>
       <w:bookmarkStart w:id="1" w:name="_Toc239595487"/>
       <w:r>
         <w:rPr>
-          <w:rFonts w:ascii="Calibri" w:hAnsi="Calibri" w:cs="Calibri"/>
+          <w:rFonts w:ascii="Times New Roman" w:hAnsi="Times New Roman" w:cs="Times New Roman"/>
         </w:rPr>
         <w:t>IP addresses</w:t>
       </w:r>
       <w:r>
         <w:rPr>
-          <w:rFonts w:ascii="Calibri" w:hAnsi="Calibri" w:cs="Calibri"/>
+          <w:rFonts w:ascii="Times New Roman" w:hAnsi="Times New Roman" w:cs="Times New Roman"/>
         </w:rPr>
         <w:t xml:space="preserve"> and MAC</w:t>
       </w:r>
@@ -655,24 +683,24 @@
       <w:pPr>
         <w:spacing w:after="0" w:line="240" w:lineRule="auto"/>
         <w:rPr>
-          <w:rFonts w:ascii="Calibri" w:hAnsi="Calibri" w:cs="Calibri"/>
-        </w:rPr>
-      </w:pPr>
-      <w:r>
-        <w:rPr>
-          <w:rFonts w:ascii="Calibri" w:hAnsi="Calibri" w:cs="Calibri"/>
+          <w:rFonts w:ascii="Times New Roman" w:hAnsi="Times New Roman" w:cs="Times New Roman"/>
+        </w:rPr>
+      </w:pPr>
+      <w:r>
+        <w:rPr>
+          <w:rFonts w:ascii="Times New Roman" w:hAnsi="Times New Roman" w:cs="Times New Roman"/>
         </w:rPr>
         <w:t>192.168.1.159</w:t>
       </w:r>
       <w:r>
         <w:rPr>
-          <w:rFonts w:ascii="Calibri" w:hAnsi="Calibri" w:cs="Calibri"/>
+          <w:rFonts w:ascii="Times New Roman" w:hAnsi="Times New Roman" w:cs="Times New Roman"/>
         </w:rPr>
         <w:t xml:space="preserve"> –</w:t>
       </w:r>
       <w:r>
         <w:rPr>
-          <w:rFonts w:ascii="Calibri" w:hAnsi="Calibri" w:cs="Calibri"/>
+          <w:rFonts w:ascii="Times New Roman" w:hAnsi="Times New Roman" w:cs="Times New Roman"/>
         </w:rPr>
         <w:t xml:space="preserve"> Dell_4d:4f:ae (00:21:70:4d:4f:ae) - </w:t>
       </w:r>
@@ -680,14 +708,14 @@
         <w:r>
           <w:rPr>
             <w:rStyle w:val="Hyperlink"/>
-            <w:rFonts w:ascii="Calibri" w:hAnsi="Calibri" w:cs="Calibri"/>
+            <w:rFonts w:ascii="Times New Roman" w:hAnsi="Times New Roman" w:cs="Times New Roman"/>
           </w:rPr>
           <w:t>Sneakyg33k@aol.com</w:t>
         </w:r>
       </w:hyperlink>
       <w:r>
         <w:rPr>
-          <w:rFonts w:ascii="Calibri" w:hAnsi="Calibri" w:cs="Calibri"/>
+          <w:rFonts w:ascii="Times New Roman" w:hAnsi="Times New Roman" w:cs="Times New Roman"/>
         </w:rPr>
         <w:t xml:space="preserve"> – Private address</w:t>
       </w:r>
@@ -696,12 +724,12 @@
       <w:pPr>
         <w:spacing w:after="0" w:line="240" w:lineRule="auto"/>
         <w:rPr>
-          <w:rFonts w:ascii="Calibri" w:hAnsi="Calibri" w:cs="Calibri"/>
-        </w:rPr>
-      </w:pPr>
-      <w:r>
-        <w:rPr>
-          <w:rFonts w:ascii="Calibri" w:hAnsi="Calibri" w:cs="Calibri"/>
+          <w:rFonts w:ascii="Times New Roman" w:hAnsi="Times New Roman" w:cs="Times New Roman"/>
+        </w:rPr>
+      </w:pPr>
+      <w:r>
+        <w:rPr>
+          <w:rFonts w:ascii="Times New Roman" w:hAnsi="Times New Roman" w:cs="Times New Roman"/>
         </w:rPr>
         <w:t xml:space="preserve">64.12.102.142 - Public address located in Los Angeles, California </w:t>
       </w:r>
@@ -710,12 +738,12 @@
       <w:pPr>
         <w:spacing w:after="0" w:line="240" w:lineRule="auto"/>
         <w:rPr>
-          <w:rFonts w:ascii="Calibri" w:hAnsi="Calibri" w:cs="Calibri"/>
-        </w:rPr>
-      </w:pPr>
-      <w:r>
-        <w:rPr>
-          <w:rFonts w:ascii="Calibri" w:hAnsi="Calibri" w:cs="Calibri"/>
+          <w:rFonts w:ascii="Times New Roman" w:hAnsi="Times New Roman" w:cs="Times New Roman"/>
+        </w:rPr>
+      </w:pPr>
+      <w:r>
+        <w:rPr>
+          <w:rFonts w:ascii="Times New Roman" w:hAnsi="Times New Roman" w:cs="Times New Roman"/>
         </w:rPr>
         <w:t>192.168.1.10 – Private address</w:t>
       </w:r>
@@ -724,12 +752,12 @@
       <w:pPr>
         <w:spacing w:after="0" w:line="240" w:lineRule="auto"/>
         <w:rPr>
-          <w:rFonts w:ascii="Calibri" w:hAnsi="Calibri" w:cs="Calibri"/>
-        </w:rPr>
-      </w:pPr>
-      <w:r>
-        <w:rPr>
-          <w:rFonts w:ascii="Calibri" w:hAnsi="Calibri" w:cs="Calibri"/>
+          <w:rFonts w:ascii="Times New Roman" w:hAnsi="Times New Roman" w:cs="Times New Roman"/>
+        </w:rPr>
+      </w:pPr>
+      <w:r>
+        <w:rPr>
+          <w:rFonts w:ascii="Times New Roman" w:hAnsi="Times New Roman" w:cs="Times New Roman"/>
         </w:rPr>
         <w:t>192.168.1.30 – Private address</w:t>
       </w:r>
@@ -738,12 +766,12 @@
       <w:pPr>
         <w:spacing w:after="0" w:line="240" w:lineRule="auto"/>
         <w:rPr>
-          <w:rFonts w:ascii="Calibri" w:hAnsi="Calibri" w:cs="Calibri"/>
-        </w:rPr>
-      </w:pPr>
-      <w:r>
-        <w:rPr>
-          <w:rFonts w:ascii="Calibri" w:hAnsi="Calibri" w:cs="Calibri"/>
+          <w:rFonts w:ascii="Times New Roman" w:hAnsi="Times New Roman" w:cs="Times New Roman"/>
+        </w:rPr>
+      </w:pPr>
+      <w:r>
+        <w:rPr>
+          <w:rFonts w:ascii="Times New Roman" w:hAnsi="Times New Roman" w:cs="Times New Roman"/>
         </w:rPr>
         <w:t xml:space="preserve">192.168.1.255 – Private address </w:t>
       </w:r>
@@ -752,12 +780,12 @@
       <w:pPr>
         <w:spacing w:after="0" w:line="240" w:lineRule="auto"/>
         <w:rPr>
-          <w:rFonts w:ascii="Calibri" w:hAnsi="Calibri" w:cs="Calibri"/>
-        </w:rPr>
-      </w:pPr>
-      <w:r>
-        <w:rPr>
-          <w:rFonts w:ascii="Calibri" w:hAnsi="Calibri" w:cs="Calibri"/>
+          <w:rFonts w:ascii="Times New Roman" w:hAnsi="Times New Roman" w:cs="Times New Roman"/>
+        </w:rPr>
+      </w:pPr>
+      <w:r>
+        <w:rPr>
+          <w:rFonts w:ascii="Times New Roman" w:hAnsi="Times New Roman" w:cs="Times New Roman"/>
         </w:rPr>
         <w:t>10.1.1.20 – Private address</w:t>
       </w:r>
@@ -765,7 +793,7 @@
     <w:p>
       <w:pPr>
         <w:rPr>
-          <w:rFonts w:ascii="Calibri" w:hAnsi="Calibri" w:cs="Calibri"/>
+          <w:rFonts w:ascii="Times New Roman" w:hAnsi="Times New Roman" w:cs="Times New Roman"/>
         </w:rPr>
       </w:pPr>
     </w:p>
@@ -773,13 +801,13 @@
       <w:pPr>
         <w:pStyle w:val="Heading1"/>
         <w:rPr>
-          <w:rFonts w:ascii="Calibri" w:hAnsi="Calibri" w:cs="Calibri"/>
+          <w:rFonts w:ascii="Times New Roman" w:hAnsi="Times New Roman" w:cs="Times New Roman"/>
         </w:rPr>
       </w:pPr>
       <w:bookmarkStart w:id="2" w:name="_Toc239595488"/>
       <w:r>
         <w:rPr>
-          <w:rFonts w:ascii="Calibri" w:hAnsi="Calibri" w:cs="Calibri"/>
+          <w:rFonts w:ascii="Times New Roman" w:hAnsi="Times New Roman" w:cs="Times New Roman"/>
         </w:rPr>
         <w:t>Forensic Process</w:t>
       </w:r>
@@ -789,101 +817,83 @@
       <w:pPr>
         <w:jc w:val="both"/>
         <w:rPr>
-          <w:rFonts w:ascii="Calibri" w:hAnsi="Calibri" w:cs="Calibri"/>
-        </w:rPr>
-      </w:pPr>
-      <w:r>
-        <w:rPr>
-          <w:rFonts w:ascii="Calibri" w:hAnsi="Calibri" w:cs="Calibri"/>
+          <w:rFonts w:ascii="Times New Roman" w:hAnsi="Times New Roman" w:cs="Times New Roman"/>
+        </w:rPr>
+      </w:pPr>
+      <w:r>
+        <w:rPr>
+          <w:rFonts w:ascii="Times New Roman" w:hAnsi="Times New Roman" w:cs="Times New Roman"/>
         </w:rPr>
         <w:t>The main key content found inside of the file ‘evidence01.pcap’ was the conversation</w:t>
       </w:r>
       <w:r>
         <w:rPr>
-          <w:rFonts w:ascii="Calibri" w:hAnsi="Calibri" w:cs="Calibri"/>
+          <w:rFonts w:ascii="Times New Roman" w:hAnsi="Times New Roman" w:cs="Times New Roman"/>
         </w:rPr>
         <w:t xml:space="preserve"> (figure 3 page 3)</w:t>
       </w:r>
       <w:r>
         <w:rPr>
-          <w:rFonts w:ascii="Calibri" w:hAnsi="Calibri" w:cs="Calibri"/>
+          <w:rFonts w:ascii="Times New Roman" w:hAnsi="Times New Roman" w:cs="Times New Roman"/>
         </w:rPr>
         <w:t xml:space="preserve"> between two different individuals</w:t>
       </w:r>
       <w:r>
         <w:rPr>
-          <w:rFonts w:ascii="Calibri" w:hAnsi="Calibri" w:cs="Calibri"/>
+          <w:rFonts w:ascii="Times New Roman" w:hAnsi="Times New Roman" w:cs="Times New Roman"/>
         </w:rPr>
         <w:t>, as well as the location of the secret rendezvous point.</w:t>
       </w:r>
       <w:r>
         <w:rPr>
-          <w:rFonts w:ascii="Calibri" w:hAnsi="Calibri" w:cs="Calibri"/>
+          <w:rFonts w:ascii="Times New Roman" w:hAnsi="Times New Roman" w:cs="Times New Roman"/>
         </w:rPr>
         <w:t xml:space="preserve"> Our process started with looking at the IPv4 statistics to see which IP addresses were of most interest to us. Foll</w:t>
       </w:r>
       <w:r>
         <w:rPr>
-          <w:rFonts w:ascii="Calibri" w:hAnsi="Calibri" w:cs="Calibri"/>
-        </w:rPr>
-        <w:t xml:space="preserve">owing this we extracted the files from the PCAP using export objects under EMF files, this led us to the packets containing </w:t>
-      </w:r>
-      <w:r>
-        <w:rPr>
-          <w:rFonts w:ascii="Calibri" w:hAnsi="Calibri" w:cs="Calibri"/>
+          <w:rFonts w:ascii="Times New Roman" w:hAnsi="Times New Roman" w:cs="Times New Roman"/>
+        </w:rPr>
+        <w:t>owing this we extracted the files from the PCAP using export objects under EMF files, this led us to the packets containing the email files (figure 1 page 2) where information regarding the location of the secret meetup is kept, we</w:t>
+      </w:r>
+      <w:r>
+        <w:rPr>
+          <w:rFonts w:ascii="Times New Roman" w:hAnsi="Times New Roman" w:cs="Times New Roman"/>
+        </w:rPr>
+        <w:t xml:space="preserve"> know this because we extracted the ‘secretrendevous.docx’ file from the email conversation and decoded the information using base64 decoder which provided us with the details</w:t>
+      </w:r>
+      <w:r>
+        <w:rPr>
+          <w:rFonts w:ascii="Times New Roman" w:hAnsi="Times New Roman" w:cs="Times New Roman"/>
+        </w:rPr>
+        <w:t xml:space="preserve"> (figure 2 page 3)</w:t>
+      </w:r>
+      <w:r>
+        <w:rPr>
+          <w:rFonts w:ascii="Times New Roman" w:hAnsi="Times New Roman" w:cs="Times New Roman"/>
+        </w:rPr>
+        <w:t>.</w:t>
+      </w:r>
+      <w:r>
+        <w:rPr>
+          <w:rFonts w:ascii="Times New Roman" w:hAnsi="Times New Roman" w:cs="Times New Roman"/>
+        </w:rPr>
+        <w:t xml:space="preserve"> </w:t>
+      </w:r>
+    </w:p>
+    <w:p>
+      <w:pPr>
+        <w:pStyle w:val="Heading2"/>
+        <w:rPr>
+          <w:rFonts w:ascii="Times New Roman" w:hAnsi="Times New Roman" w:cs="Times New Roman"/>
+        </w:rPr>
+      </w:pPr>
+      <w:bookmarkStart w:id="3" w:name="_Toc239595489"/>
+      <w:r>
+        <w:rPr>
+          <w:rFonts w:ascii="Times New Roman" w:hAnsi="Times New Roman" w:cs="Times New Roman"/>
         </w:rPr>
         <w:lastRenderedPageBreak/>
-        <w:t xml:space="preserve">the email files </w:t>
-      </w:r>
-      <w:r>
-        <w:rPr>
-          <w:rFonts w:ascii="Calibri" w:hAnsi="Calibri" w:cs="Calibri"/>
-        </w:rPr>
-        <w:t>(figure 1 page 2)</w:t>
-      </w:r>
-      <w:r>
-        <w:rPr>
-          <w:rFonts w:ascii="Calibri" w:hAnsi="Calibri" w:cs="Calibri"/>
-        </w:rPr>
-        <w:t xml:space="preserve"> where information regarding the location of the secret meetup is kept, we</w:t>
-      </w:r>
-      <w:r>
-        <w:rPr>
-          <w:rFonts w:ascii="Calibri" w:hAnsi="Calibri" w:cs="Calibri"/>
-        </w:rPr>
-        <w:t xml:space="preserve"> know this because we extracted the ‘secretrendevous.docx’ file from the email conversation and decoded the information using base64 decoder which provided us with the details</w:t>
-      </w:r>
-      <w:r>
-        <w:rPr>
-          <w:rFonts w:ascii="Calibri" w:hAnsi="Calibri" w:cs="Calibri"/>
-        </w:rPr>
-        <w:t xml:space="preserve"> (figure 2 page 3)</w:t>
-      </w:r>
-      <w:r>
-        <w:rPr>
-          <w:rFonts w:ascii="Calibri" w:hAnsi="Calibri" w:cs="Calibri"/>
-        </w:rPr>
-        <w:t>.</w:t>
-      </w:r>
-      <w:r>
-        <w:rPr>
-          <w:rFonts w:ascii="Calibri" w:hAnsi="Calibri" w:cs="Calibri"/>
-        </w:rPr>
-        <w:t xml:space="preserve"> </w:t>
-      </w:r>
-    </w:p>
-    <w:p>
-      <w:pPr>
-        <w:pStyle w:val="Heading2"/>
-        <w:rPr>
-          <w:rFonts w:ascii="Calibri" w:hAnsi="Calibri" w:cs="Calibri"/>
-        </w:rPr>
-      </w:pPr>
-      <w:bookmarkStart w:id="3" w:name="_Toc239595489"/>
-      <w:r>
-        <w:rPr>
-          <w:rFonts w:ascii="Calibri" w:hAnsi="Calibri" w:cs="Calibri"/>
-        </w:rPr>
         <w:t>Figure #1 - Conversation</w:t>
       </w:r>
       <w:bookmarkEnd w:id="3"/>
@@ -891,12 +901,13 @@
     <w:p>
       <w:pPr>
         <w:rPr>
-          <w:rFonts w:ascii="Calibri" w:hAnsi="Calibri" w:cs="Calibri"/>
-        </w:rPr>
-      </w:pPr>
-      <w:r>
-        <w:rPr>
-          <w:rFonts w:ascii="Calibri" w:hAnsi="Calibri" w:cs="Calibri"/>
+          <w:rFonts w:ascii="Times New Roman" w:hAnsi="Times New Roman" w:cs="Times New Roman"/>
+        </w:rPr>
+      </w:pPr>
+      <w:r>
+        <w:rPr>
+          <w:rFonts w:ascii="Times New Roman" w:hAnsi="Times New Roman" w:cs="Times New Roman"/>
+          <w:noProof/>
         </w:rPr>
         <w:drawing>
           <wp:inline distT="0" distB="0" distL="0" distR="0" wp14:anchorId="3EA60735" wp14:editId="103D8D3F">
@@ -948,7 +959,7 @@
     <w:p>
       <w:pPr>
         <w:rPr>
-          <w:rFonts w:ascii="Calibri" w:hAnsi="Calibri" w:cs="Calibri"/>
+          <w:rFonts w:ascii="Times New Roman" w:hAnsi="Times New Roman" w:cs="Times New Roman"/>
         </w:rPr>
       </w:pPr>
     </w:p>
@@ -956,26 +967,26 @@
       <w:pPr>
         <w:pStyle w:val="Heading2"/>
         <w:rPr>
-          <w:rFonts w:ascii="Calibri" w:hAnsi="Calibri" w:cs="Calibri"/>
+          <w:rFonts w:ascii="Times New Roman" w:hAnsi="Times New Roman" w:cs="Times New Roman"/>
         </w:rPr>
       </w:pPr>
       <w:bookmarkStart w:id="4" w:name="_Toc239595490"/>
       <w:r>
         <w:rPr>
-          <w:rFonts w:ascii="Calibri" w:hAnsi="Calibri" w:cs="Calibri"/>
+          <w:rFonts w:ascii="Times New Roman" w:hAnsi="Times New Roman" w:cs="Times New Roman"/>
         </w:rPr>
         <w:lastRenderedPageBreak/>
         <w:t xml:space="preserve">Figure #2 </w:t>
       </w:r>
       <w:r>
         <w:rPr>
-          <w:rFonts w:ascii="Calibri" w:hAnsi="Calibri" w:cs="Calibri"/>
+          <w:rFonts w:ascii="Times New Roman" w:hAnsi="Times New Roman" w:cs="Times New Roman"/>
         </w:rPr>
         <w:t>-</w:t>
       </w:r>
       <w:r>
         <w:rPr>
-          <w:rFonts w:ascii="Calibri" w:hAnsi="Calibri" w:cs="Calibri"/>
+          <w:rFonts w:ascii="Times New Roman" w:hAnsi="Times New Roman" w:cs="Times New Roman"/>
         </w:rPr>
         <w:t xml:space="preserve"> Meetup Location</w:t>
       </w:r>
@@ -984,12 +995,13 @@
     <w:p>
       <w:pPr>
         <w:rPr>
-          <w:rFonts w:ascii="Calibri" w:hAnsi="Calibri" w:cs="Calibri"/>
-        </w:rPr>
-      </w:pPr>
-      <w:r>
-        <w:rPr>
-          <w:rFonts w:ascii="Calibri" w:hAnsi="Calibri" w:cs="Calibri"/>
+          <w:rFonts w:ascii="Times New Roman" w:hAnsi="Times New Roman" w:cs="Times New Roman"/>
+        </w:rPr>
+      </w:pPr>
+      <w:r>
+        <w:rPr>
+          <w:rFonts w:ascii="Times New Roman" w:hAnsi="Times New Roman" w:cs="Times New Roman"/>
+          <w:noProof/>
         </w:rPr>
         <w:drawing>
           <wp:inline distT="0" distB="0" distL="0" distR="0" wp14:anchorId="4022D91F" wp14:editId="6FB71234">
@@ -1047,12 +1059,12 @@
     <w:p>
       <w:pPr>
         <w:rPr>
-          <w:rFonts w:ascii="Calibri" w:hAnsi="Calibri" w:cs="Calibri"/>
-        </w:rPr>
-      </w:pPr>
-      <w:r>
-        <w:rPr>
-          <w:rFonts w:ascii="Calibri" w:hAnsi="Calibri" w:cs="Calibri"/>
+          <w:rFonts w:ascii="Times New Roman" w:hAnsi="Times New Roman" w:cs="Times New Roman"/>
+        </w:rPr>
+      </w:pPr>
+      <w:r>
+        <w:rPr>
+          <w:rFonts w:ascii="Times New Roman" w:hAnsi="Times New Roman" w:cs="Times New Roman"/>
           <w:b/>
           <w:bCs/>
         </w:rPr>
@@ -1060,13 +1072,13 @@
       </w:r>
       <w:r>
         <w:rPr>
-          <w:rFonts w:ascii="Calibri" w:hAnsi="Calibri" w:cs="Calibri"/>
+          <w:rFonts w:ascii="Times New Roman" w:hAnsi="Times New Roman" w:cs="Times New Roman"/>
         </w:rPr>
         <w:t xml:space="preserve"> 20.646285 | </w:t>
       </w:r>
       <w:r>
         <w:rPr>
-          <w:rFonts w:ascii="Calibri" w:hAnsi="Calibri" w:cs="Calibri"/>
+          <w:rFonts w:ascii="Times New Roman" w:hAnsi="Times New Roman" w:cs="Times New Roman"/>
           <w:b/>
           <w:bCs/>
         </w:rPr>
@@ -1074,21 +1086,15 @@
       </w:r>
       <w:r>
         <w:rPr>
-          <w:rFonts w:ascii="Calibri" w:hAnsi="Calibri" w:cs="Calibri"/>
-        </w:rPr>
-        <w:t xml:space="preserve"> -87.080787</w:t>
-      </w:r>
-      <w:r>
-        <w:rPr>
-          <w:rFonts w:ascii="Calibri" w:hAnsi="Calibri" w:cs="Calibri"/>
-        </w:rPr>
-        <w:t>.</w:t>
-      </w:r>
-    </w:p>
-    <w:p>
-      <w:pPr>
-        <w:rPr>
-          <w:rFonts w:ascii="Calibri" w:hAnsi="Calibri" w:cs="Calibri"/>
+          <w:rFonts w:ascii="Times New Roman" w:hAnsi="Times New Roman" w:cs="Times New Roman"/>
+        </w:rPr>
+        <w:t xml:space="preserve"> -87.080787.</w:t>
+      </w:r>
+    </w:p>
+    <w:p>
+      <w:pPr>
+        <w:rPr>
+          <w:rFonts w:ascii="Times New Roman" w:hAnsi="Times New Roman" w:cs="Times New Roman"/>
         </w:rPr>
       </w:pPr>
     </w:p>
@@ -1096,25 +1102,25 @@
       <w:pPr>
         <w:pStyle w:val="Heading2"/>
         <w:rPr>
-          <w:rFonts w:ascii="Calibri" w:hAnsi="Calibri" w:cs="Calibri"/>
+          <w:rFonts w:ascii="Times New Roman" w:hAnsi="Times New Roman" w:cs="Times New Roman"/>
         </w:rPr>
       </w:pPr>
       <w:bookmarkStart w:id="5" w:name="_Toc239595491"/>
       <w:r>
         <w:rPr>
-          <w:rFonts w:ascii="Calibri" w:hAnsi="Calibri" w:cs="Calibri"/>
+          <w:rFonts w:ascii="Times New Roman" w:hAnsi="Times New Roman" w:cs="Times New Roman"/>
         </w:rPr>
         <w:t>Figure #3</w:t>
       </w:r>
       <w:r>
         <w:rPr>
-          <w:rFonts w:ascii="Calibri" w:hAnsi="Calibri" w:cs="Calibri"/>
+          <w:rFonts w:ascii="Times New Roman" w:hAnsi="Times New Roman" w:cs="Times New Roman"/>
         </w:rPr>
         <w:t xml:space="preserve"> -</w:t>
       </w:r>
       <w:r>
         <w:rPr>
-          <w:rFonts w:ascii="Calibri" w:hAnsi="Calibri" w:cs="Calibri"/>
+          <w:rFonts w:ascii="Times New Roman" w:hAnsi="Times New Roman" w:cs="Times New Roman"/>
         </w:rPr>
         <w:t xml:space="preserve"> Packet information.</w:t>
       </w:r>
@@ -1123,12 +1129,13 @@
     <w:p>
       <w:pPr>
         <w:rPr>
-          <w:rFonts w:ascii="Calibri" w:hAnsi="Calibri" w:cs="Calibri"/>
-        </w:rPr>
-      </w:pPr>
-      <w:r>
-        <w:rPr>
-          <w:rFonts w:ascii="Calibri" w:hAnsi="Calibri" w:cs="Calibri"/>
+          <w:rFonts w:ascii="Times New Roman" w:hAnsi="Times New Roman" w:cs="Times New Roman"/>
+        </w:rPr>
+      </w:pPr>
+      <w:r>
+        <w:rPr>
+          <w:rFonts w:ascii="Times New Roman" w:hAnsi="Times New Roman" w:cs="Times New Roman"/>
+          <w:noProof/>
         </w:rPr>
         <w:drawing>
           <wp:inline distT="0" distB="0" distL="0" distR="0" wp14:anchorId="2512A29B" wp14:editId="5E1DA4BC">
@@ -1180,21 +1187,21 @@
     <w:p>
       <w:pPr>
         <w:rPr>
-          <w:rFonts w:ascii="Calibri" w:hAnsi="Calibri" w:cs="Calibri"/>
-        </w:rPr>
-      </w:pPr>
-    </w:p>
-    <w:p>
-      <w:pPr>
-        <w:rPr>
-          <w:rFonts w:ascii="Calibri" w:hAnsi="Calibri" w:cs="Calibri"/>
+          <w:rFonts w:ascii="Times New Roman" w:hAnsi="Times New Roman" w:cs="Times New Roman"/>
+        </w:rPr>
+      </w:pPr>
+    </w:p>
+    <w:p>
+      <w:pPr>
+        <w:rPr>
+          <w:rFonts w:ascii="Times New Roman" w:hAnsi="Times New Roman" w:cs="Times New Roman"/>
           <w:i/>
           <w:iCs/>
         </w:rPr>
       </w:pPr>
       <w:r>
         <w:rPr>
-          <w:rFonts w:ascii="Calibri" w:hAnsi="Calibri" w:cs="Calibri"/>
+          <w:rFonts w:ascii="Times New Roman" w:hAnsi="Times New Roman" w:cs="Times New Roman"/>
           <w:i/>
           <w:iCs/>
         </w:rPr>
@@ -1311,10 +1318,7 @@
 <w:hdr xmlns:wpc="http://schemas.microsoft.com/office/word/2010/wordprocessingCanvas" xmlns:cx="http://schemas.microsoft.com/office/drawing/2014/chartex" xmlns:cx1="http://schemas.microsoft.com/office/drawing/2015/9/8/chartex" xmlns:cx2="http://schemas.microsoft.com/office/drawing/2015/10/21/chartex" xmlns:cx3="http://schemas.microsoft.com/office/drawing/2016/5/9/chartex" xmlns:cx4="http://schemas.microsoft.com/office/drawing/2016/5/10/chartex" xmlns:cx5="http://schemas.microsoft.com/office/drawing/2016/5/11/chartex" xmlns:cx6="http://schemas.microsoft.com/office/drawing/2016/5/12/chartex" xmlns:cx7="http://schemas.microsoft.com/office/drawing/2016/5/13/chartex" xmlns:cx8="http://schemas.microsoft.com/office/drawing/2016/5/14/chartex" xmlns:mc="http://schemas.openxmlformats.org/markup-compatibility/2006" xmlns:aink="http://schemas.microsoft.com/office/drawing/2016/ink" xmlns:am3d="http://schemas.microsoft.com/office/drawing/2017/model3d" xmlns:o="urn:schemas-microsoft-com:office:office" xmlns:oel="http://schemas.microsoft.com/office/2019/extlst" xmlns:r="http://schemas.openxmlformats.org/officeDocument/2006/relationships" xmlns:m="http://schemas.openxmlformats.org/officeDocument/2006/math" xmlns:v="urn:schemas-microsoft-com:vml" xmlns:wp14="http://schemas.microsoft.com/office/word/2010/wordprocessingDrawing" xmlns:wp="http://schemas.openxmlformats.org/drawingml/2006/wordprocessingDrawing" xmlns:w10="urn:schemas-microsoft-com:office:word" xmlns:w="http://schemas.openxmlformats.org/wordprocessingml/2006/main" xmlns:w14="http://schemas.microsoft.com/office/word/2010/wordml" xmlns:w15="http://schemas.microsoft.com/office/word/2012/wordml" xmlns:w16cex="http://schemas.microsoft.com/office/word/2018/wordml/cex" xmlns:w16cid="http://schemas.microsoft.com/office/word/2016/wordml/cid" xmlns:w16="http://schemas.microsoft.com/office/word/2018/wordml" xmlns:w16du="http://schemas.microsoft.com/office/word/2023/wordml/word16du" xmlns:w16sdtdh="http://schemas.microsoft.com/office/word/2020/wordml/sdtdatahash" xmlns:w16sdtfl="http://schemas.microsoft.com/office/word/2024/wordml/sdtformatlock" xmlns:w16se="http://schemas.microsoft.com/office/word/2015/wordml/symex" xmlns:wpg="http://schemas.microsoft.com/office/word/2010/wordprocessingGroup" xmlns:wpi="http://schemas.microsoft.com/office/word/2010/wordprocessingInk" xmlns:wne="http://schemas.microsoft.com/office/word/2006/wordml" xmlns:wps="http://schemas.microsoft.com/office/word/2010/wordprocessingShape" mc:Ignorable="w14 w15 w16se w16cid w16 w16cex w16sdtdh w16sdtfl w16du wp14">
   <w:p>
     <w:r>
-      <w:t xml:space="preserve">Wireshark Report </w:t>
-    </w:r>
-    <w:r>
-      <w:t>Example BDSH</w:t>
+      <w:t>Wireshark Report Example BDSH</w:t>
     </w:r>
   </w:p>
 </w:hdr>
@@ -1922,6 +1926,7 @@
   <w:style w:type="character" w:default="1" w:styleId="DefaultParagraphFont">
     <w:name w:val="Default Paragraph Font"/>
     <w:uiPriority w:val="1"/>
+    <w:semiHidden/>
     <w:unhideWhenUsed/>
   </w:style>
   <w:style w:type="table" w:default="1" w:styleId="TableNormal">
